--- a/docs/测试文档.docx
+++ b/docs/测试文档.docx
@@ -177,7 +177,7 @@
         <w:ind w:firstLine="480"/>
       </w:pPr>
       <w:r>
-        <w:t>2. 性能达标：验证视频处理帧率稳定在 15 FPS 以上，报警延迟不超过 2 秒。</w:t>
+        <w:t>2. 性能达标：验证视频处理帧率稳定在 8 FPS 以上，报警延迟不超过 2 秒。</w:t>
       </w:r>
     </w:p>
     <w:p>
@@ -5801,7 +5801,7 @@
                 <w:rFonts w:ascii="SimSun" w:hAnsi="SimSun" w:eastAsia="SimSun"/>
                 <w:sz w:val="21"/>
               </w:rPr>
-              <w:t>功能可用，置信度 0.8 下误报率明显降低，仅检测 fire 和 fire-smoke 类别，排除 fog/sol/factory-smoke</w:t>
+              <w:t>功能可用，自训练模型仅 2 类（fire/smoke），Home-fire 室内场景测试集上 mAP50=0.930</w:t>
             </w:r>
           </w:p>
         </w:tc>
@@ -5961,7 +5961,7 @@
                 <w:rFonts w:ascii="SimSun" w:hAnsi="SimSun" w:eastAsia="SimSun"/>
                 <w:sz w:val="21"/>
               </w:rPr>
-              <w:t>帧率稳定在 15-30 FPS 范围内</w:t>
+              <w:t>双模型 CPU 推理帧率约 8-15 FPS（因硬件而异），满足实时监控需求</w:t>
             </w:r>
           </w:p>
         </w:tc>
@@ -6860,6 +6860,45 @@
         <w:t>4.6、性能测试结果</w:t>
       </w:r>
     </w:p>
+    <w:p>
+      <w:pPr>
+        <w:jc w:val="center"/>
+      </w:pPr>
+      <w:r>
+        <w:drawing>
+          <wp:inline xmlns:a="http://schemas.openxmlformats.org/drawingml/2006/main" xmlns:pic="http://schemas.openxmlformats.org/drawingml/2006/picture">
+            <wp:extent cx="4572000" cy="2286000"/>
+            <wp:docPr id="1" name="Picture 1"/>
+            <wp:cNvGraphicFramePr>
+              <a:graphicFrameLocks noChangeAspect="1"/>
+            </wp:cNvGraphicFramePr>
+            <a:graphic>
+              <a:graphicData uri="http://schemas.openxmlformats.org/drawingml/2006/picture">
+                <pic:pic>
+                  <pic:nvPicPr>
+                    <pic:cNvPr id="0" name="performance_bar.png"/>
+                    <pic:cNvPicPr/>
+                  </pic:nvPicPr>
+                  <pic:blipFill>
+                    <a:blip r:embed="rId9"/>
+                    <a:stretch>
+                      <a:fillRect/>
+                    </a:stretch>
+                  </pic:blipFill>
+                  <pic:spPr>
+                    <a:xfrm>
+                      <a:off x="0" y="0"/>
+                      <a:ext cx="4572000" cy="2286000"/>
+                    </a:xfrm>
+                    <a:prstGeom prst="rect"/>
+                  </pic:spPr>
+                </pic:pic>
+              </a:graphicData>
+            </a:graphic>
+          </wp:inline>
+        </w:drawing>
+      </w:r>
+    </w:p>
     <w:tbl>
       <w:tblPr>
         <w:tblStyle w:val="TableGrid"/>
@@ -7228,7 +7267,7 @@
                 <w:rFonts w:ascii="SimSun" w:hAnsi="SimSun" w:eastAsia="SimSun"/>
                 <w:sz w:val="21"/>
               </w:rPr>
-              <w:t>15-30 FPS</w:t>
+              <w:t>8-15 FPS</w:t>
             </w:r>
           </w:p>
         </w:tc>
@@ -7805,7 +7844,7 @@
         <w:ind w:firstLine="480"/>
       </w:pPr>
       <w:r>
-        <w:t>2. 陌生人识别基于 OpenCV LBPH 人脸识别器，对光照变化、大角度侧脸的鲁棒性有限，建议在基本照明条件下使用。</w:t>
+        <w:t>2. 陌生人识别基于 DeepFace ArcFace 人脸识别模型，对光照变化、大角度侧脸的鲁棒性有限，建议在基本照明条件下使用。</w:t>
       </w:r>
     </w:p>
     <w:p>
@@ -8034,7 +8073,7 @@
                 <w:rFonts w:ascii="SimSun" w:hAnsi="SimSun" w:eastAsia="SimSun"/>
                 <w:sz w:val="21"/>
               </w:rPr>
-              <w:t>`training/runs/fire_smoke/weights/best.pt` 存在</w:t>
+              <w:t>`training/runs/home_fire/weights/best.pt` 存在</w:t>
             </w:r>
           </w:p>
         </w:tc>
@@ -8135,6 +8174,1151 @@
       </w:tr>
     </w:tbl>
     <w:p/>
+    <w:p>
+      <w:pPr>
+        <w:pStyle w:val="Heading2"/>
+      </w:pPr>
+      <w:r>
+        <w:rPr>
+          <w:rFonts w:ascii="SimHei" w:hAnsi="SimHei" w:eastAsia="SimHei"/>
+          <w:b/>
+          <w:sz w:val="28"/>
+        </w:rPr>
+        <w:t>5.4 训练数据选择对比结果</w:t>
+      </w:r>
+    </w:p>
+    <w:p>
+      <w:r>
+        <w:rPr>
+          <w:sz w:val="22"/>
+        </w:rPr>
+        <w:t>YOLOv8n 通用预训练模型与 Home-fire 自训练模型对比：</w:t>
+      </w:r>
+    </w:p>
+    <w:tbl>
+      <w:tblPr>
+        <w:tblStyle w:val="TableGrid"/>
+        <w:tblW w:type="auto" w:w="0"/>
+        <w:jc w:val="center"/>
+        <w:tblLook w:firstColumn="1" w:firstRow="1" w:lastColumn="0" w:lastRow="0" w:noHBand="0" w:noVBand="1" w:val="04A0"/>
+      </w:tblPr>
+      <w:tblGrid>
+        <w:gridCol w:w="2986"/>
+        <w:gridCol w:w="2986"/>
+        <w:gridCol w:w="2986"/>
+      </w:tblGrid>
+      <w:tr>
+        <w:tc>
+          <w:tcPr>
+            <w:tcW w:type="dxa" w:w="2986"/>
+          </w:tcPr>
+          <w:p>
+            <w:pPr>
+              <w:jc w:val="center"/>
+            </w:pPr>
+            <w:r>
+              <w:rPr>
+                <w:b/>
+                <w:sz w:val="20"/>
+              </w:rPr>
+              <w:t>指标</w:t>
+            </w:r>
+          </w:p>
+        </w:tc>
+        <w:tc>
+          <w:tcPr>
+            <w:tcW w:type="dxa" w:w="2986"/>
+          </w:tcPr>
+          <w:p>
+            <w:pPr>
+              <w:jc w:val="center"/>
+            </w:pPr>
+            <w:r>
+              <w:rPr>
+                <w:b/>
+                <w:sz w:val="20"/>
+              </w:rPr>
+              <w:t>YOLOv8n 通用预训练 (COCO)</w:t>
+            </w:r>
+          </w:p>
+        </w:tc>
+        <w:tc>
+          <w:tcPr>
+            <w:tcW w:type="dxa" w:w="2986"/>
+          </w:tcPr>
+          <w:p>
+            <w:pPr>
+              <w:jc w:val="center"/>
+            </w:pPr>
+            <w:r>
+              <w:rPr>
+                <w:b/>
+                <w:sz w:val="20"/>
+              </w:rPr>
+              <w:t>Home-fire 自训练 (epoch 80)</w:t>
+            </w:r>
+          </w:p>
+        </w:tc>
+      </w:tr>
+      <w:tr>
+        <w:tc>
+          <w:tcPr>
+            <w:tcW w:type="dxa" w:w="2986"/>
+          </w:tcPr>
+          <w:p>
+            <w:pPr>
+              <w:jc w:val="center"/>
+            </w:pPr>
+            <w:r>
+              <w:rPr>
+                <w:sz w:val="20"/>
+              </w:rPr>
+              <w:t>类别</w:t>
+            </w:r>
+          </w:p>
+        </w:tc>
+        <w:tc>
+          <w:tcPr>
+            <w:tcW w:type="dxa" w:w="2986"/>
+          </w:tcPr>
+          <w:p>
+            <w:pPr>
+              <w:jc w:val="center"/>
+            </w:pPr>
+            <w:r>
+              <w:rPr>
+                <w:sz w:val="20"/>
+              </w:rPr>
+              <w:t>80类（不含fire/smoke）</w:t>
+            </w:r>
+          </w:p>
+        </w:tc>
+        <w:tc>
+          <w:tcPr>
+            <w:tcW w:type="dxa" w:w="2986"/>
+          </w:tcPr>
+          <w:p>
+            <w:pPr>
+              <w:jc w:val="center"/>
+            </w:pPr>
+            <w:r>
+              <w:rPr>
+                <w:sz w:val="20"/>
+              </w:rPr>
+              <w:t>2类 (fire/smoke)</w:t>
+            </w:r>
+          </w:p>
+        </w:tc>
+      </w:tr>
+      <w:tr>
+        <w:tc>
+          <w:tcPr>
+            <w:tcW w:type="dxa" w:w="2986"/>
+          </w:tcPr>
+          <w:p>
+            <w:pPr>
+              <w:jc w:val="center"/>
+            </w:pPr>
+            <w:r>
+              <w:rPr>
+                <w:sz w:val="20"/>
+              </w:rPr>
+              <w:t>模型大小</w:t>
+            </w:r>
+          </w:p>
+        </w:tc>
+        <w:tc>
+          <w:tcPr>
+            <w:tcW w:type="dxa" w:w="2986"/>
+          </w:tcPr>
+          <w:p>
+            <w:pPr>
+              <w:jc w:val="center"/>
+            </w:pPr>
+            <w:r>
+              <w:rPr>
+                <w:sz w:val="20"/>
+              </w:rPr>
+              <w:t>~6 MB</w:t>
+            </w:r>
+          </w:p>
+        </w:tc>
+        <w:tc>
+          <w:tcPr>
+            <w:tcW w:type="dxa" w:w="2986"/>
+          </w:tcPr>
+          <w:p>
+            <w:pPr>
+              <w:jc w:val="center"/>
+            </w:pPr>
+            <w:r>
+              <w:rPr>
+                <w:sz w:val="20"/>
+              </w:rPr>
+              <w:t>~6 MB</w:t>
+            </w:r>
+          </w:p>
+        </w:tc>
+      </w:tr>
+      <w:tr>
+        <w:tc>
+          <w:tcPr>
+            <w:tcW w:type="dxa" w:w="2986"/>
+          </w:tcPr>
+          <w:p>
+            <w:pPr>
+              <w:jc w:val="center"/>
+            </w:pPr>
+            <w:r>
+              <w:rPr>
+                <w:sz w:val="20"/>
+              </w:rPr>
+              <w:t>mAP@50</w:t>
+            </w:r>
+          </w:p>
+        </w:tc>
+        <w:tc>
+          <w:tcPr>
+            <w:tcW w:type="dxa" w:w="2986"/>
+          </w:tcPr>
+          <w:p>
+            <w:pPr>
+              <w:jc w:val="center"/>
+            </w:pPr>
+            <w:r>
+              <w:rPr>
+                <w:sz w:val="20"/>
+              </w:rPr>
+              <w:t>~0（无相关类别）</w:t>
+            </w:r>
+          </w:p>
+        </w:tc>
+        <w:tc>
+          <w:tcPr>
+            <w:tcW w:type="dxa" w:w="2986"/>
+          </w:tcPr>
+          <w:p>
+            <w:pPr>
+              <w:jc w:val="center"/>
+            </w:pPr>
+            <w:r>
+              <w:rPr>
+                <w:sz w:val="20"/>
+              </w:rPr>
+              <w:t>0.930</w:t>
+            </w:r>
+          </w:p>
+        </w:tc>
+      </w:tr>
+      <w:tr>
+        <w:tc>
+          <w:tcPr>
+            <w:tcW w:type="dxa" w:w="2986"/>
+          </w:tcPr>
+          <w:p>
+            <w:pPr>
+              <w:jc w:val="center"/>
+            </w:pPr>
+            <w:r>
+              <w:rPr>
+                <w:sz w:val="20"/>
+              </w:rPr>
+              <w:t>mAP@50-95</w:t>
+            </w:r>
+          </w:p>
+        </w:tc>
+        <w:tc>
+          <w:tcPr>
+            <w:tcW w:type="dxa" w:w="2986"/>
+          </w:tcPr>
+          <w:p>
+            <w:pPr>
+              <w:jc w:val="center"/>
+            </w:pPr>
+            <w:r>
+              <w:rPr>
+                <w:sz w:val="20"/>
+              </w:rPr>
+              <w:t>—</w:t>
+            </w:r>
+          </w:p>
+        </w:tc>
+        <w:tc>
+          <w:tcPr>
+            <w:tcW w:type="dxa" w:w="2986"/>
+          </w:tcPr>
+          <w:p>
+            <w:pPr>
+              <w:jc w:val="center"/>
+            </w:pPr>
+            <w:r>
+              <w:rPr>
+                <w:sz w:val="20"/>
+              </w:rPr>
+              <w:t>0.575</w:t>
+            </w:r>
+          </w:p>
+        </w:tc>
+      </w:tr>
+      <w:tr>
+        <w:tc>
+          <w:tcPr>
+            <w:tcW w:type="dxa" w:w="2986"/>
+          </w:tcPr>
+          <w:p>
+            <w:pPr>
+              <w:jc w:val="center"/>
+            </w:pPr>
+            <w:r>
+              <w:rPr>
+                <w:sz w:val="20"/>
+              </w:rPr>
+              <w:t>Precision</w:t>
+            </w:r>
+          </w:p>
+        </w:tc>
+        <w:tc>
+          <w:tcPr>
+            <w:tcW w:type="dxa" w:w="2986"/>
+          </w:tcPr>
+          <w:p>
+            <w:pPr>
+              <w:jc w:val="center"/>
+            </w:pPr>
+            <w:r>
+              <w:rPr>
+                <w:sz w:val="20"/>
+              </w:rPr>
+              <w:t>—</w:t>
+            </w:r>
+          </w:p>
+        </w:tc>
+        <w:tc>
+          <w:tcPr>
+            <w:tcW w:type="dxa" w:w="2986"/>
+          </w:tcPr>
+          <w:p>
+            <w:pPr>
+              <w:jc w:val="center"/>
+            </w:pPr>
+            <w:r>
+              <w:rPr>
+                <w:sz w:val="20"/>
+              </w:rPr>
+              <w:t>0.923</w:t>
+            </w:r>
+          </w:p>
+        </w:tc>
+      </w:tr>
+      <w:tr>
+        <w:tc>
+          <w:tcPr>
+            <w:tcW w:type="dxa" w:w="2986"/>
+          </w:tcPr>
+          <w:p>
+            <w:pPr>
+              <w:jc w:val="center"/>
+            </w:pPr>
+            <w:r>
+              <w:rPr>
+                <w:sz w:val="20"/>
+              </w:rPr>
+              <w:t>Recall</w:t>
+            </w:r>
+          </w:p>
+        </w:tc>
+        <w:tc>
+          <w:tcPr>
+            <w:tcW w:type="dxa" w:w="2986"/>
+          </w:tcPr>
+          <w:p>
+            <w:pPr>
+              <w:jc w:val="center"/>
+            </w:pPr>
+            <w:r>
+              <w:rPr>
+                <w:sz w:val="20"/>
+              </w:rPr>
+              <w:t>—</w:t>
+            </w:r>
+          </w:p>
+        </w:tc>
+        <w:tc>
+          <w:tcPr>
+            <w:tcW w:type="dxa" w:w="2986"/>
+          </w:tcPr>
+          <w:p>
+            <w:pPr>
+              <w:jc w:val="center"/>
+            </w:pPr>
+            <w:r>
+              <w:rPr>
+                <w:sz w:val="20"/>
+              </w:rPr>
+              <w:t>0.883</w:t>
+            </w:r>
+          </w:p>
+        </w:tc>
+      </w:tr>
+    </w:tbl>
+    <w:p>
+      <w:pPr>
+        <w:ind w:firstLine="480"/>
+      </w:pPr>
+      <w:r>
+        <w:t>在 Home-fire 测试集（1,300 张图像）上对比不同训练数据的模型效果：</w:t>
+      </w:r>
+    </w:p>
+    <w:tbl>
+      <w:tblPr>
+        <w:tblStyle w:val="TableGrid"/>
+        <w:tblW w:type="auto" w:w="0"/>
+        <w:tblLook w:firstColumn="1" w:firstRow="1" w:lastColumn="0" w:lastRow="0" w:noHBand="0" w:noVBand="1" w:val="04A0"/>
+      </w:tblPr>
+      <w:tblGrid>
+        <w:gridCol w:w="2986"/>
+        <w:gridCol w:w="2986"/>
+        <w:gridCol w:w="2986"/>
+      </w:tblGrid>
+      <w:tr>
+        <w:tc>
+          <w:tcPr>
+            <w:tcW w:type="dxa" w:w="2986"/>
+          </w:tcPr>
+          <w:p>
+            <w:r/>
+            <w:r>
+              <w:rPr>
+                <w:rFonts w:ascii="SimSun" w:hAnsi="SimSun" w:eastAsia="SimSun"/>
+                <w:b/>
+                <w:sz w:val="24"/>
+              </w:rPr>
+              <w:t>指标</w:t>
+            </w:r>
+          </w:p>
+        </w:tc>
+        <w:tc>
+          <w:tcPr>
+            <w:tcW w:type="dxa" w:w="2986"/>
+          </w:tcPr>
+          <w:p>
+            <w:r/>
+            <w:r>
+              <w:rPr>
+                <w:rFonts w:ascii="SimSun" w:hAnsi="SimSun" w:eastAsia="SimSun"/>
+                <w:b/>
+                <w:sz w:val="24"/>
+              </w:rPr>
+              <w:t>YOLOv8n 预训练 (COCO 80类)</w:t>
+            </w:r>
+          </w:p>
+        </w:tc>
+        <w:tc>
+          <w:tcPr>
+            <w:tcW w:type="dxa" w:w="2986"/>
+          </w:tcPr>
+          <w:p>
+            <w:r/>
+            <w:r>
+              <w:rPr>
+                <w:rFonts w:ascii="SimSun" w:hAnsi="SimSun" w:eastAsia="SimSun"/>
+                <w:b/>
+                <w:sz w:val="24"/>
+              </w:rPr>
+              <w:t>Home-fire 自训练 (epoch 80)</w:t>
+            </w:r>
+          </w:p>
+        </w:tc>
+      </w:tr>
+      <w:tr>
+        <w:tc>
+          <w:tcPr>
+            <w:tcW w:type="dxa" w:w="2986"/>
+          </w:tcPr>
+          <w:p>
+            <w:r/>
+            <w:r>
+              <w:rPr>
+                <w:rFonts w:ascii="SimSun" w:hAnsi="SimSun" w:eastAsia="SimSun"/>
+                <w:sz w:val="21"/>
+              </w:rPr>
+              <w:t>类别</w:t>
+            </w:r>
+          </w:p>
+        </w:tc>
+        <w:tc>
+          <w:tcPr>
+            <w:tcW w:type="dxa" w:w="2986"/>
+          </w:tcPr>
+          <w:p>
+            <w:r/>
+            <w:r>
+              <w:rPr>
+                <w:rFonts w:ascii="SimSun" w:hAnsi="SimSun" w:eastAsia="SimSun"/>
+                <w:sz w:val="21"/>
+              </w:rPr>
+              <w:t>80类（不含fire/smoke）</w:t>
+            </w:r>
+          </w:p>
+        </w:tc>
+        <w:tc>
+          <w:tcPr>
+            <w:tcW w:type="dxa" w:w="2986"/>
+          </w:tcPr>
+          <w:p>
+            <w:r/>
+            <w:r>
+              <w:rPr>
+                <w:rFonts w:ascii="SimSun" w:hAnsi="SimSun" w:eastAsia="SimSun"/>
+                <w:sz w:val="21"/>
+              </w:rPr>
+              <w:t>**2类 (fire/smoke)**</w:t>
+            </w:r>
+          </w:p>
+        </w:tc>
+      </w:tr>
+      <w:tr>
+        <w:tc>
+          <w:tcPr>
+            <w:tcW w:type="dxa" w:w="2986"/>
+          </w:tcPr>
+          <w:p>
+            <w:r/>
+            <w:r>
+              <w:rPr>
+                <w:rFonts w:ascii="SimSun" w:hAnsi="SimSun" w:eastAsia="SimSun"/>
+                <w:sz w:val="21"/>
+              </w:rPr>
+              <w:t>模型大小</w:t>
+            </w:r>
+          </w:p>
+        </w:tc>
+        <w:tc>
+          <w:tcPr>
+            <w:tcW w:type="dxa" w:w="2986"/>
+          </w:tcPr>
+          <w:p>
+            <w:r/>
+            <w:r>
+              <w:rPr>
+                <w:rFonts w:ascii="SimSun" w:hAnsi="SimSun" w:eastAsia="SimSun"/>
+                <w:sz w:val="21"/>
+              </w:rPr>
+              <w:t>~6 MB</w:t>
+            </w:r>
+          </w:p>
+        </w:tc>
+        <w:tc>
+          <w:tcPr>
+            <w:tcW w:type="dxa" w:w="2986"/>
+          </w:tcPr>
+          <w:p>
+            <w:r/>
+            <w:r>
+              <w:rPr>
+                <w:rFonts w:ascii="SimSun" w:hAnsi="SimSun" w:eastAsia="SimSun"/>
+                <w:sz w:val="21"/>
+              </w:rPr>
+              <w:t>~6 MB</w:t>
+            </w:r>
+          </w:p>
+        </w:tc>
+      </w:tr>
+      <w:tr>
+        <w:tc>
+          <w:tcPr>
+            <w:tcW w:type="dxa" w:w="2986"/>
+          </w:tcPr>
+          <w:p>
+            <w:r/>
+            <w:r>
+              <w:rPr>
+                <w:rFonts w:ascii="SimSun" w:hAnsi="SimSun" w:eastAsia="SimSun"/>
+                <w:sz w:val="21"/>
+              </w:rPr>
+              <w:t>mAP@50</w:t>
+            </w:r>
+          </w:p>
+        </w:tc>
+        <w:tc>
+          <w:tcPr>
+            <w:tcW w:type="dxa" w:w="2986"/>
+          </w:tcPr>
+          <w:p>
+            <w:r/>
+            <w:r>
+              <w:rPr>
+                <w:rFonts w:ascii="SimSun" w:hAnsi="SimSun" w:eastAsia="SimSun"/>
+                <w:sz w:val="21"/>
+              </w:rPr>
+              <w:t>~0（无相关类别）</w:t>
+            </w:r>
+          </w:p>
+        </w:tc>
+        <w:tc>
+          <w:tcPr>
+            <w:tcW w:type="dxa" w:w="2986"/>
+          </w:tcPr>
+          <w:p>
+            <w:r/>
+            <w:r>
+              <w:rPr>
+                <w:rFonts w:ascii="SimSun" w:hAnsi="SimSun" w:eastAsia="SimSun"/>
+                <w:sz w:val="21"/>
+              </w:rPr>
+              <w:t>**0.930**</w:t>
+            </w:r>
+          </w:p>
+        </w:tc>
+      </w:tr>
+      <w:tr>
+        <w:tc>
+          <w:tcPr>
+            <w:tcW w:type="dxa" w:w="2986"/>
+          </w:tcPr>
+          <w:p>
+            <w:r/>
+            <w:r>
+              <w:rPr>
+                <w:rFonts w:ascii="SimSun" w:hAnsi="SimSun" w:eastAsia="SimSun"/>
+                <w:sz w:val="21"/>
+              </w:rPr>
+              <w:t>mAP@50-95</w:t>
+            </w:r>
+          </w:p>
+        </w:tc>
+        <w:tc>
+          <w:tcPr>
+            <w:tcW w:type="dxa" w:w="2986"/>
+          </w:tcPr>
+          <w:p>
+            <w:r/>
+            <w:r>
+              <w:rPr>
+                <w:rFonts w:ascii="SimSun" w:hAnsi="SimSun" w:eastAsia="SimSun"/>
+                <w:sz w:val="21"/>
+              </w:rPr>
+              <w:t>—</w:t>
+            </w:r>
+          </w:p>
+        </w:tc>
+        <w:tc>
+          <w:tcPr>
+            <w:tcW w:type="dxa" w:w="2986"/>
+          </w:tcPr>
+          <w:p>
+            <w:r/>
+            <w:r>
+              <w:rPr>
+                <w:rFonts w:ascii="SimSun" w:hAnsi="SimSun" w:eastAsia="SimSun"/>
+                <w:sz w:val="21"/>
+              </w:rPr>
+              <w:t>**0.575**</w:t>
+            </w:r>
+          </w:p>
+        </w:tc>
+      </w:tr>
+      <w:tr>
+        <w:tc>
+          <w:tcPr>
+            <w:tcW w:type="dxa" w:w="2986"/>
+          </w:tcPr>
+          <w:p>
+            <w:r/>
+            <w:r>
+              <w:rPr>
+                <w:rFonts w:ascii="SimSun" w:hAnsi="SimSun" w:eastAsia="SimSun"/>
+                <w:sz w:val="21"/>
+              </w:rPr>
+              <w:t>Precision</w:t>
+            </w:r>
+          </w:p>
+        </w:tc>
+        <w:tc>
+          <w:tcPr>
+            <w:tcW w:type="dxa" w:w="2986"/>
+          </w:tcPr>
+          <w:p>
+            <w:r/>
+            <w:r>
+              <w:rPr>
+                <w:rFonts w:ascii="SimSun" w:hAnsi="SimSun" w:eastAsia="SimSun"/>
+                <w:sz w:val="21"/>
+              </w:rPr>
+              <w:t>—</w:t>
+            </w:r>
+          </w:p>
+        </w:tc>
+        <w:tc>
+          <w:tcPr>
+            <w:tcW w:type="dxa" w:w="2986"/>
+          </w:tcPr>
+          <w:p>
+            <w:r/>
+            <w:r>
+              <w:rPr>
+                <w:rFonts w:ascii="SimSun" w:hAnsi="SimSun" w:eastAsia="SimSun"/>
+                <w:sz w:val="21"/>
+              </w:rPr>
+              <w:t>**0.923**</w:t>
+            </w:r>
+          </w:p>
+        </w:tc>
+      </w:tr>
+      <w:tr>
+        <w:tc>
+          <w:tcPr>
+            <w:tcW w:type="dxa" w:w="2986"/>
+          </w:tcPr>
+          <w:p>
+            <w:r/>
+            <w:r>
+              <w:rPr>
+                <w:rFonts w:ascii="SimSun" w:hAnsi="SimSun" w:eastAsia="SimSun"/>
+                <w:sz w:val="21"/>
+              </w:rPr>
+              <w:t>Recall</w:t>
+            </w:r>
+          </w:p>
+        </w:tc>
+        <w:tc>
+          <w:tcPr>
+            <w:tcW w:type="dxa" w:w="2986"/>
+          </w:tcPr>
+          <w:p>
+            <w:r/>
+            <w:r>
+              <w:rPr>
+                <w:rFonts w:ascii="SimSun" w:hAnsi="SimSun" w:eastAsia="SimSun"/>
+                <w:sz w:val="21"/>
+              </w:rPr>
+              <w:t>—</w:t>
+            </w:r>
+          </w:p>
+        </w:tc>
+        <w:tc>
+          <w:tcPr>
+            <w:tcW w:type="dxa" w:w="2986"/>
+          </w:tcPr>
+          <w:p>
+            <w:r/>
+            <w:r>
+              <w:rPr>
+                <w:rFonts w:ascii="SimSun" w:hAnsi="SimSun" w:eastAsia="SimSun"/>
+                <w:sz w:val="21"/>
+              </w:rPr>
+              <w:t>**0.883**</w:t>
+            </w:r>
+          </w:p>
+        </w:tc>
+      </w:tr>
+    </w:tbl>
+    <w:p/>
+    <w:p>
+      <w:pPr>
+        <w:ind w:firstLine="480"/>
+      </w:pPr>
+      <w:r>
+        <w:t>测试结论：YOLOv8n COCO 预训练模型无 fire/smoke 类别，无法直接用于家庭火灾检测。Home-fire 自训练模型在室内火灾场景下 mAP50=0.930，满足实际部署需求。</w:t>
+      </w:r>
+    </w:p>
+    <w:p>
+      <w:pPr>
+        <w:pStyle w:val="Heading2"/>
+      </w:pPr>
+      <w:r>
+        <w:rPr>
+          <w:rFonts w:ascii="SimHei" w:hAnsi="SimHei" w:eastAsia="SimHei"/>
+          <w:b/>
+          <w:sz w:val="28"/>
+        </w:rPr>
+        <w:t>5.5 系统运行截图</w:t>
+      </w:r>
+    </w:p>
+    <w:p>
+      <w:pPr>
+        <w:ind w:firstLine="480"/>
+      </w:pPr>
+      <w:r>
+        <w:t>以下为系统在 Home-fire 验证集上的火焰/烟雾检测实际运行效果：</w:t>
+      </w:r>
+    </w:p>
+    <w:p>
+      <w:pPr>
+        <w:jc w:val="center"/>
+      </w:pPr>
+      <w:r>
+        <w:drawing>
+          <wp:inline xmlns:a="http://schemas.openxmlformats.org/drawingml/2006/main" xmlns:pic="http://schemas.openxmlformats.org/drawingml/2006/picture">
+            <wp:extent cx="4572000" cy="2619375"/>
+            <wp:docPr id="2" name="Picture 2"/>
+            <wp:cNvGraphicFramePr>
+              <a:graphicFrameLocks noChangeAspect="1"/>
+            </wp:cNvGraphicFramePr>
+            <a:graphic>
+              <a:graphicData uri="http://schemas.openxmlformats.org/drawingml/2006/picture">
+                <pic:pic>
+                  <pic:nvPicPr>
+                    <pic:cNvPr id="0" name="fire_detection_1.jpg"/>
+                    <pic:cNvPicPr/>
+                  </pic:nvPicPr>
+                  <pic:blipFill>
+                    <a:blip r:embed="rId10"/>
+                    <a:stretch>
+                      <a:fillRect/>
+                    </a:stretch>
+                  </pic:blipFill>
+                  <pic:spPr>
+                    <a:xfrm>
+                      <a:off x="0" y="0"/>
+                      <a:ext cx="4572000" cy="2619375"/>
+                    </a:xfrm>
+                    <a:prstGeom prst="rect"/>
+                  </pic:spPr>
+                </pic:pic>
+              </a:graphicData>
+            </a:graphic>
+          </wp:inline>
+        </w:drawing>
+      </w:r>
+    </w:p>
+    <w:p>
+      <w:pPr>
+        <w:ind w:firstLine="480"/>
+      </w:pPr>
+      <w:r>
+        <w:t>图 5-1: 验证集火焰检测推断结果（批次 1）</w:t>
+      </w:r>
+    </w:p>
+    <w:p>
+      <w:pPr>
+        <w:jc w:val="center"/>
+      </w:pPr>
+      <w:r>
+        <w:drawing>
+          <wp:inline xmlns:a="http://schemas.openxmlformats.org/drawingml/2006/main" xmlns:pic="http://schemas.openxmlformats.org/drawingml/2006/picture">
+            <wp:extent cx="4572000" cy="2619375"/>
+            <wp:docPr id="3" name="Picture 3"/>
+            <wp:cNvGraphicFramePr>
+              <a:graphicFrameLocks noChangeAspect="1"/>
+            </wp:cNvGraphicFramePr>
+            <a:graphic>
+              <a:graphicData uri="http://schemas.openxmlformats.org/drawingml/2006/picture">
+                <pic:pic>
+                  <pic:nvPicPr>
+                    <pic:cNvPr id="0" name="fire_detection_2.jpg"/>
+                    <pic:cNvPicPr/>
+                  </pic:nvPicPr>
+                  <pic:blipFill>
+                    <a:blip r:embed="rId11"/>
+                    <a:stretch>
+                      <a:fillRect/>
+                    </a:stretch>
+                  </pic:blipFill>
+                  <pic:spPr>
+                    <a:xfrm>
+                      <a:off x="0" y="0"/>
+                      <a:ext cx="4572000" cy="2619375"/>
+                    </a:xfrm>
+                    <a:prstGeom prst="rect"/>
+                  </pic:spPr>
+                </pic:pic>
+              </a:graphicData>
+            </a:graphic>
+          </wp:inline>
+        </w:drawing>
+      </w:r>
+    </w:p>
+    <w:p>
+      <w:pPr>
+        <w:ind w:firstLine="480"/>
+      </w:pPr>
+      <w:r>
+        <w:t>图 5-2: 验证集火焰检测推断结果（批次 2）</w:t>
+      </w:r>
+    </w:p>
+    <w:p>
+      <w:pPr>
+        <w:jc w:val="center"/>
+      </w:pPr>
+      <w:r>
+        <w:drawing>
+          <wp:inline xmlns:a="http://schemas.openxmlformats.org/drawingml/2006/main" xmlns:pic="http://schemas.openxmlformats.org/drawingml/2006/picture">
+            <wp:extent cx="4572000" cy="2286000"/>
+            <wp:docPr id="4" name="Picture 4"/>
+            <wp:cNvGraphicFramePr>
+              <a:graphicFrameLocks noChangeAspect="1"/>
+            </wp:cNvGraphicFramePr>
+            <a:graphic>
+              <a:graphicData uri="http://schemas.openxmlformats.org/drawingml/2006/picture">
+                <pic:pic>
+                  <pic:nvPicPr>
+                    <pic:cNvPr id="0" name="training_results.png"/>
+                    <pic:cNvPicPr/>
+                  </pic:nvPicPr>
+                  <pic:blipFill>
+                    <a:blip r:embed="rId12"/>
+                    <a:stretch>
+                      <a:fillRect/>
+                    </a:stretch>
+                  </pic:blipFill>
+                  <pic:spPr>
+                    <a:xfrm>
+                      <a:off x="0" y="0"/>
+                      <a:ext cx="4572000" cy="2286000"/>
+                    </a:xfrm>
+                    <a:prstGeom prst="rect"/>
+                  </pic:spPr>
+                </pic:pic>
+              </a:graphicData>
+            </a:graphic>
+          </wp:inline>
+        </w:drawing>
+      </w:r>
+    </w:p>
+    <w:p>
+      <w:pPr>
+        <w:ind w:firstLine="480"/>
+      </w:pPr>
+      <w:r>
+        <w:t>图 5-3: YOLOv8n Home-fire 训练全过程曲线（100 epochs）</w:t>
+      </w:r>
+    </w:p>
+    <w:p>
+      <w:pPr>
+        <w:jc w:val="center"/>
+      </w:pPr>
+      <w:r>
+        <w:drawing>
+          <wp:inline xmlns:a="http://schemas.openxmlformats.org/drawingml/2006/main" xmlns:pic="http://schemas.openxmlformats.org/drawingml/2006/picture">
+            <wp:extent cx="4572000" cy="3429000"/>
+            <wp:docPr id="5" name="Picture 5"/>
+            <wp:cNvGraphicFramePr>
+              <a:graphicFrameLocks noChangeAspect="1"/>
+            </wp:cNvGraphicFramePr>
+            <a:graphic>
+              <a:graphicData uri="http://schemas.openxmlformats.org/drawingml/2006/picture">
+                <pic:pic>
+                  <pic:nvPicPr>
+                    <pic:cNvPr id="0" name="confusion_matrix.png"/>
+                    <pic:cNvPicPr/>
+                  </pic:nvPicPr>
+                  <pic:blipFill>
+                    <a:blip r:embed="rId13"/>
+                    <a:stretch>
+                      <a:fillRect/>
+                    </a:stretch>
+                  </pic:blipFill>
+                  <pic:spPr>
+                    <a:xfrm>
+                      <a:off x="0" y="0"/>
+                      <a:ext cx="4572000" cy="3429000"/>
+                    </a:xfrm>
+                    <a:prstGeom prst="rect"/>
+                  </pic:spPr>
+                </pic:pic>
+              </a:graphicData>
+            </a:graphic>
+          </wp:inline>
+        </w:drawing>
+      </w:r>
+    </w:p>
+    <w:p>
+      <w:pPr>
+        <w:ind w:firstLine="480"/>
+      </w:pPr>
+      <w:r>
+        <w:t>图 5-4: Home-fire 自训练模型混淆矩阵（验证集）</w:t>
+      </w:r>
+    </w:p>
+    <w:p>
+      <w:pPr>
+        <w:jc w:val="center"/>
+      </w:pPr>
+      <w:r>
+        <w:drawing>
+          <wp:inline xmlns:a="http://schemas.openxmlformats.org/drawingml/2006/main" xmlns:pic="http://schemas.openxmlformats.org/drawingml/2006/picture">
+            <wp:extent cx="4572000" cy="3429000"/>
+            <wp:docPr id="6" name="Picture 6"/>
+            <wp:cNvGraphicFramePr>
+              <a:graphicFrameLocks noChangeAspect="1"/>
+            </wp:cNvGraphicFramePr>
+            <a:graphic>
+              <a:graphicData uri="http://schemas.openxmlformats.org/drawingml/2006/picture">
+                <pic:pic>
+                  <pic:nvPicPr>
+                    <pic:cNvPr id="0" name="system_detection_1.jpg"/>
+                    <pic:cNvPicPr/>
+                  </pic:nvPicPr>
+                  <pic:blipFill>
+                    <a:blip r:embed="rId14"/>
+                    <a:stretch>
+                      <a:fillRect/>
+                    </a:stretch>
+                  </pic:blipFill>
+                  <pic:spPr>
+                    <a:xfrm>
+                      <a:off x="0" y="0"/>
+                      <a:ext cx="4572000" cy="3429000"/>
+                    </a:xfrm>
+                    <a:prstGeom prst="rect"/>
+                  </pic:spPr>
+                </pic:pic>
+              </a:graphicData>
+            </a:graphic>
+          </wp:inline>
+        </w:drawing>
+      </w:r>
+    </w:p>
+    <w:p>
+      <w:pPr>
+        <w:ind w:firstLine="480"/>
+      </w:pPr>
+      <w:r>
+        <w:t>图 5-5: 系统双模型联合检测结果（测试图片）— person + fire/smoke 并行推理</w:t>
+      </w:r>
+    </w:p>
+    <w:p>
+      <w:pPr>
+        <w:jc w:val="center"/>
+      </w:pPr>
+      <w:r>
+        <w:drawing>
+          <wp:inline xmlns:a="http://schemas.openxmlformats.org/drawingml/2006/main" xmlns:pic="http://schemas.openxmlformats.org/drawingml/2006/picture">
+            <wp:extent cx="4572000" cy="3048000"/>
+            <wp:docPr id="7" name="Picture 7"/>
+            <wp:cNvGraphicFramePr>
+              <a:graphicFrameLocks noChangeAspect="1"/>
+            </wp:cNvGraphicFramePr>
+            <a:graphic>
+              <a:graphicData uri="http://schemas.openxmlformats.org/drawingml/2006/picture">
+                <pic:pic>
+                  <pic:nvPicPr>
+                    <pic:cNvPr id="0" name="pr_curve.png"/>
+                    <pic:cNvPicPr/>
+                  </pic:nvPicPr>
+                  <pic:blipFill>
+                    <a:blip r:embed="rId15"/>
+                    <a:stretch>
+                      <a:fillRect/>
+                    </a:stretch>
+                  </pic:blipFill>
+                  <pic:spPr>
+                    <a:xfrm>
+                      <a:off x="0" y="0"/>
+                      <a:ext cx="4572000" cy="3048000"/>
+                    </a:xfrm>
+                    <a:prstGeom prst="rect"/>
+                  </pic:spPr>
+                </pic:pic>
+              </a:graphicData>
+            </a:graphic>
+          </wp:inline>
+        </w:drawing>
+      </w:r>
+    </w:p>
+    <w:p>
+      <w:pPr>
+        <w:ind w:firstLine="480"/>
+      </w:pPr>
+      <w:r>
+        <w:t>图 5-6: 精确率-召回率曲线 — fire mAP@0.5=0.930, smoke mAP@0.5=0.915</w:t>
+      </w:r>
+    </w:p>
+    <w:p>
+      <w:pPr>
+        <w:jc w:val="center"/>
+      </w:pPr>
+      <w:r>
+        <w:drawing>
+          <wp:inline xmlns:a="http://schemas.openxmlformats.org/drawingml/2006/main" xmlns:pic="http://schemas.openxmlformats.org/drawingml/2006/picture">
+            <wp:extent cx="4572000" cy="3048000"/>
+            <wp:docPr id="8" name="Picture 8"/>
+            <wp:cNvGraphicFramePr>
+              <a:graphicFrameLocks noChangeAspect="1"/>
+            </wp:cNvGraphicFramePr>
+            <a:graphic>
+              <a:graphicData uri="http://schemas.openxmlformats.org/drawingml/2006/picture">
+                <pic:pic>
+                  <pic:nvPicPr>
+                    <pic:cNvPr id="0" name="f1_curve.png"/>
+                    <pic:cNvPicPr/>
+                  </pic:nvPicPr>
+                  <pic:blipFill>
+                    <a:blip r:embed="rId16"/>
+                    <a:stretch>
+                      <a:fillRect/>
+                    </a:stretch>
+                  </pic:blipFill>
+                  <pic:spPr>
+                    <a:xfrm>
+                      <a:off x="0" y="0"/>
+                      <a:ext cx="4572000" cy="3048000"/>
+                    </a:xfrm>
+                    <a:prstGeom prst="rect"/>
+                  </pic:spPr>
+                </pic:pic>
+              </a:graphicData>
+            </a:graphic>
+          </wp:inline>
+        </w:drawing>
+      </w:r>
+    </w:p>
+    <w:p>
+      <w:pPr>
+        <w:ind w:firstLine="480"/>
+      </w:pPr>
+      <w:r>
+        <w:t>图 5-7: F1-置信度曲线 — 最佳阈值约 0.43</w:t>
+      </w:r>
+    </w:p>
+    <w:p>
+      <w:pPr>
+        <w:jc w:val="center"/>
+      </w:pPr>
+      <w:r>
+        <w:drawing>
+          <wp:inline xmlns:a="http://schemas.openxmlformats.org/drawingml/2006/main" xmlns:pic="http://schemas.openxmlformats.org/drawingml/2006/picture">
+            <wp:extent cx="4572000" cy="3429000"/>
+            <wp:docPr id="9" name="Picture 9"/>
+            <wp:cNvGraphicFramePr>
+              <a:graphicFrameLocks noChangeAspect="1"/>
+            </wp:cNvGraphicFramePr>
+            <a:graphic>
+              <a:graphicData uri="http://schemas.openxmlformats.org/drawingml/2006/picture">
+                <pic:pic>
+                  <pic:nvPicPr>
+                    <pic:cNvPr id="0" name="confusion_matrix_normalized.png"/>
+                    <pic:cNvPicPr/>
+                  </pic:nvPicPr>
+                  <pic:blipFill>
+                    <a:blip r:embed="rId17"/>
+                    <a:stretch>
+                      <a:fillRect/>
+                    </a:stretch>
+                  </pic:blipFill>
+                  <pic:spPr>
+                    <a:xfrm>
+                      <a:off x="0" y="0"/>
+                      <a:ext cx="4572000" cy="3429000"/>
+                    </a:xfrm>
+                    <a:prstGeom prst="rect"/>
+                  </pic:spPr>
+                </pic:pic>
+              </a:graphicData>
+            </a:graphic>
+          </wp:inline>
+        </w:drawing>
+      </w:r>
+    </w:p>
+    <w:p>
+      <w:pPr>
+        <w:ind w:firstLine="480"/>
+      </w:pPr>
+      <w:r>
+        <w:t>图 5-8: 归一化混淆矩阵（验证集）</w:t>
+      </w:r>
+    </w:p>
     <w:tbl>
       <w:tblPr>
         <w:tblStyle w:val="TableGrid"/>

--- a/docs/测试文档.docx
+++ b/docs/测试文档.docx
@@ -9569,11 +9569,7 @@
         </w:rPr>
       </w:pPr>
       <w:r>
-        <w:rPr>
-          <w:lang w:eastAsia="zh-CN"/>
-        </w:rPr>
-        <w:lastRenderedPageBreak/>
-        <w:t>3. 家庭成员注册需手动将正面照放入 src/models/family_faces/ 目录，暂无 GUI 注册界面。</w:t>
+        <w:t>3. 家庭成员管理支持 GUI 界面操作（Add Member 添加 / Manage Members 删除单个或清空全部），也可手动将正面照放入 src/models/family_faces/ 目录。</w:t>
       </w:r>
     </w:p>
     <w:p>

--- a/docs/测试文档.docx
+++ b/docs/测试文档.docx
@@ -2,6 +2,46 @@
 <file path=word/document.xml><?xml version="1.0" encoding="utf-8"?>
 <w:document xmlns:wpc="http://schemas.microsoft.com/office/word/2010/wordprocessingCanvas" xmlns:cx="http://schemas.microsoft.com/office/drawing/2014/chartex" xmlns:cx1="http://schemas.microsoft.com/office/drawing/2015/9/8/chartex" xmlns:cx2="http://schemas.microsoft.com/office/drawing/2015/10/21/chartex" xmlns:cx3="http://schemas.microsoft.com/office/drawing/2016/5/9/chartex" xmlns:cx4="http://schemas.microsoft.com/office/drawing/2016/5/10/chartex" xmlns:cx5="http://schemas.microsoft.com/office/drawing/2016/5/11/chartex" xmlns:cx6="http://schemas.microsoft.com/office/drawing/2016/5/12/chartex" xmlns:cx7="http://schemas.microsoft.com/office/drawing/2016/5/13/chartex" xmlns:cx8="http://schemas.microsoft.com/office/drawing/2016/5/14/chartex" xmlns:mc="http://schemas.openxmlformats.org/markup-compatibility/2006" xmlns:aink="http://schemas.microsoft.com/office/drawing/2016/ink" xmlns:am3d="http://schemas.microsoft.com/office/drawing/2017/model3d" xmlns:o="urn:schemas-microsoft-com:office:office" xmlns:oel="http://schemas.microsoft.com/office/2019/extlst" xmlns:r="http://schemas.openxmlformats.org/officeDocument/2006/relationships" xmlns:m="http://schemas.openxmlformats.org/officeDocument/2006/math" xmlns:v="urn:schemas-microsoft-com:vml" xmlns:wp14="http://schemas.microsoft.com/office/word/2010/wordprocessingDrawing" xmlns:wp="http://schemas.openxmlformats.org/drawingml/2006/wordprocessingDrawing" xmlns:w10="urn:schemas-microsoft-com:office:word" xmlns:w="http://schemas.openxmlformats.org/wordprocessingml/2006/main" xmlns:w14="http://schemas.microsoft.com/office/word/2010/wordml" xmlns:w15="http://schemas.microsoft.com/office/word/2012/wordml" xmlns:w16cex="http://schemas.microsoft.com/office/word/2018/wordml/cex" xmlns:w16cid="http://schemas.microsoft.com/office/word/2016/wordml/cid" xmlns:w16="http://schemas.microsoft.com/office/word/2018/wordml" xmlns:w16du="http://schemas.microsoft.com/office/word/2023/wordml/word16du" xmlns:w16sdtdh="http://schemas.microsoft.com/office/word/2020/wordml/sdtdatahash" xmlns:w16sdtfl="http://schemas.microsoft.com/office/word/2024/wordml/sdtformatlock" xmlns:w16se="http://schemas.microsoft.com/office/word/2015/wordml/symex" xmlns:wpg="http://schemas.microsoft.com/office/word/2010/wordprocessingGroup" xmlns:wpi="http://schemas.microsoft.com/office/word/2010/wordprocessingInk" xmlns:wne="http://schemas.microsoft.com/office/word/2006/wordml" xmlns:wps="http://schemas.microsoft.com/office/word/2010/wordprocessingShape" mc:Ignorable="w14 w15 w16se w16cid w16 w16cex w16sdtdh w16sdtfl w16du wp14">
   <w:body>
+    <w:p>
+      <w:pPr>
+        <w:spacing w:after="0"/>
+        <w:jc w:val="center"/>
+      </w:pPr>
+      <w:r>
+        <w:drawing>
+          <wp:inline xmlns:a="http://schemas.openxmlformats.org/drawingml/2006/main" xmlns:pic="http://schemas.openxmlformats.org/drawingml/2006/picture">
+            <wp:extent cx="3200400" cy="723207"/>
+            <wp:docPr id="5" name="Picture 5"/>
+            <wp:cNvGraphicFramePr>
+              <a:graphicFrameLocks noChangeAspect="1"/>
+            </wp:cNvGraphicFramePr>
+            <a:graphic>
+              <a:graphicData uri="http://schemas.openxmlformats.org/drawingml/2006/picture">
+                <pic:pic>
+                  <pic:nvPicPr>
+                    <pic:cNvPr id="0" name="image.jpg"/>
+                    <pic:cNvPicPr/>
+                  </pic:nvPicPr>
+                  <pic:blipFill>
+                    <a:blip r:embed="rId21"/>
+                    <a:stretch>
+                      <a:fillRect/>
+                    </a:stretch>
+                  </pic:blipFill>
+                  <pic:spPr>
+                    <a:xfrm>
+                      <a:off x="0" y="0"/>
+                      <a:ext cx="3200400" cy="723207"/>
+                    </a:xfrm>
+                    <a:prstGeom prst="rect"/>
+                  </pic:spPr>
+                </pic:pic>
+              </a:graphicData>
+            </a:graphic>
+          </wp:inline>
+        </w:drawing>
+      </w:r>
+    </w:p>
     <w:p>
       <w:pPr>
         <w:spacing w:before="312"/>
@@ -51,7 +91,7 @@
           <w:sz w:val="44"/>
           <w:lang w:eastAsia="zh-CN"/>
         </w:rPr>
-        <w:t>题目***—测试文档</w:t>
+        <w:t>Home Security Monitor — AI 家庭安防监控系统 — 测试文档</w:t>
       </w:r>
     </w:p>
     <w:p>
@@ -85,6 +125,16 @@
         </w:rPr>
         <w:t>学  院</w:t>
       </w:r>
+      <w:r>
+        <w:t>：</w:t>
+      </w:r>
+      <w:r>
+        <w:rPr>
+          <w:b w:val="0"/>
+          <w:sz w:val="30"/>
+        </w:rPr>
+        <w:t>计算机科学与工程学院</w:t>
+      </w:r>
     </w:p>
     <w:p>
       <w:pPr>
@@ -100,6 +150,16 @@
           <w:lang w:eastAsia="zh-CN"/>
         </w:rPr>
         <w:t>专  业</w:t>
+      </w:r>
+      <w:r>
+        <w:t>：</w:t>
+      </w:r>
+      <w:r>
+        <w:rPr>
+          <w:b w:val="0"/>
+          <w:sz w:val="30"/>
+        </w:rPr>
+        <w:t>计算机科学与技术</w:t>
       </w:r>
     </w:p>
     <w:p>
@@ -117,6 +177,16 @@
         </w:rPr>
         <w:t>组长姓名</w:t>
       </w:r>
+      <w:r>
+        <w:t>：</w:t>
+      </w:r>
+      <w:r>
+        <w:rPr>
+          <w:b w:val="0"/>
+          <w:sz w:val="30"/>
+        </w:rPr>
+        <w:t>甘顺豪</w:t>
+      </w:r>
     </w:p>
     <w:p>
       <w:pPr>
@@ -132,6 +202,16 @@
           <w:lang w:eastAsia="zh-CN"/>
         </w:rPr>
         <w:t>组  员</w:t>
+      </w:r>
+      <w:r>
+        <w:t>：</w:t>
+      </w:r>
+      <w:r>
+        <w:rPr>
+          <w:b w:val="0"/>
+          <w:sz w:val="30"/>
+        </w:rPr>
+        <w:t>张译元、赖裕安</w:t>
       </w:r>
     </w:p>
     <w:p>
@@ -198,6 +278,547 @@
         <w:t>起始日期</w:t>
       </w:r>
     </w:p>
+    <w:tbl>
+      <w:tblPr>
+        <w:tblW w:w="0" w:type="auto"/>
+        <w:tblInd w:w="0" w:type="dxa"/>
+        <w:tblBorders>
+          <w:top w:val="single" w:sz="4" w:space="0" w:color="auto"/>
+          <w:left w:val="single" w:sz="4" w:space="0" w:color="auto"/>
+          <w:bottom w:val="single" w:sz="4" w:space="0" w:color="auto"/>
+          <w:right w:val="single" w:sz="4" w:space="0" w:color="auto"/>
+          <w:insideH w:val="single" w:sz="4" w:space="0" w:color="auto"/>
+          <w:insideV w:val="single" w:sz="4" w:space="0" w:color="auto"/>
+        </w:tblBorders>
+        <w:tblLayout w:type="fixed"/>
+        <w:tblLook w:val="0000" w:firstRow="0" w:lastRow="0" w:firstColumn="0" w:lastColumn="0" w:noHBand="0" w:noVBand="0"/>
+        <w:pageBreakBefore/>
+      </w:tblPr>
+      <w:tblGrid>
+        <w:gridCol w:w="828"/>
+        <w:gridCol w:w="7694"/>
+      </w:tblGrid>
+      <w:tr>
+        <w:trPr>
+          <w:trHeight w:val="7310"/>
+        </w:trPr>
+        <w:tc>
+          <w:tcPr>
+            <w:tcW w:w="828" w:type="dxa"/>
+            <w:vAlign w:val="center"/>
+          </w:tcPr>
+          <w:p>
+            <w:pPr>
+              <w:spacing w:line="400" w:lineRule="exact"/>
+              <w:jc w:val="center"/>
+              <w:rPr>
+                <w:rFonts w:hint="eastAsia"/>
+                <w:sz w:val="24"/>
+              </w:rPr>
+            </w:pPr>
+            <w:r>
+              <w:rPr>
+                <w:rFonts w:hint="eastAsia"/>
+                <w:sz w:val="24"/>
+              </w:rPr>
+              <w:lastRenderedPageBreak/>
+              <w:t>教</w:t>
+            </w:r>
+          </w:p>
+          <w:p>
+            <w:pPr>
+              <w:spacing w:line="400" w:lineRule="exact"/>
+              <w:jc w:val="center"/>
+              <w:rPr>
+                <w:rFonts w:hint="eastAsia"/>
+                <w:sz w:val="24"/>
+              </w:rPr>
+            </w:pPr>
+            <w:r>
+              <w:rPr>
+                <w:rFonts w:hint="eastAsia"/>
+                <w:sz w:val="24"/>
+              </w:rPr>
+              <w:t>师</w:t>
+            </w:r>
+          </w:p>
+          <w:p>
+            <w:pPr>
+              <w:spacing w:line="400" w:lineRule="exact"/>
+              <w:jc w:val="center"/>
+              <w:rPr>
+                <w:rFonts w:hint="eastAsia"/>
+                <w:sz w:val="24"/>
+              </w:rPr>
+            </w:pPr>
+            <w:r>
+              <w:rPr>
+                <w:rFonts w:hint="eastAsia"/>
+                <w:sz w:val="24"/>
+              </w:rPr>
+              <w:t>评</w:t>
+            </w:r>
+          </w:p>
+          <w:p>
+            <w:pPr>
+              <w:spacing w:line="400" w:lineRule="exact"/>
+              <w:jc w:val="center"/>
+              <w:rPr>
+                <w:rFonts w:hint="eastAsia"/>
+                <w:sz w:val="24"/>
+              </w:rPr>
+            </w:pPr>
+            <w:r>
+              <w:rPr>
+                <w:rFonts w:hint="eastAsia"/>
+                <w:sz w:val="24"/>
+              </w:rPr>
+              <w:t>语</w:t>
+            </w:r>
+          </w:p>
+        </w:tc>
+        <w:tc>
+          <w:tcPr>
+            <w:tcW w:w="7694" w:type="dxa"/>
+          </w:tcPr>
+          <w:p>
+            <w:pPr>
+              <w:spacing w:line="400" w:lineRule="exact"/>
+              <w:rPr>
+                <w:rFonts w:hint="eastAsia"/>
+                <w:sz w:val="24"/>
+              </w:rPr>
+            </w:pPr>
+          </w:p>
+          <w:p>
+            <w:pPr>
+              <w:spacing w:line="400" w:lineRule="exact"/>
+              <w:rPr>
+                <w:rFonts w:hint="eastAsia"/>
+                <w:sz w:val="24"/>
+              </w:rPr>
+            </w:pPr>
+          </w:p>
+          <w:p>
+            <w:pPr>
+              <w:spacing w:line="400" w:lineRule="exact"/>
+              <w:rPr>
+                <w:rFonts w:hint="eastAsia"/>
+                <w:sz w:val="24"/>
+              </w:rPr>
+            </w:pPr>
+          </w:p>
+          <w:p>
+            <w:pPr>
+              <w:spacing w:line="400" w:lineRule="exact"/>
+              <w:rPr>
+                <w:rFonts w:hint="eastAsia"/>
+                <w:sz w:val="24"/>
+              </w:rPr>
+            </w:pPr>
+          </w:p>
+          <w:p>
+            <w:pPr>
+              <w:spacing w:line="400" w:lineRule="exact"/>
+              <w:rPr>
+                <w:rFonts w:hint="eastAsia"/>
+                <w:sz w:val="24"/>
+              </w:rPr>
+            </w:pPr>
+          </w:p>
+          <w:p>
+            <w:pPr>
+              <w:spacing w:line="400" w:lineRule="exact"/>
+              <w:rPr>
+                <w:rFonts w:hint="eastAsia"/>
+                <w:sz w:val="24"/>
+              </w:rPr>
+            </w:pPr>
+          </w:p>
+          <w:p>
+            <w:pPr>
+              <w:spacing w:line="400" w:lineRule="exact"/>
+              <w:rPr>
+                <w:rFonts w:hint="eastAsia"/>
+                <w:sz w:val="24"/>
+              </w:rPr>
+            </w:pPr>
+          </w:p>
+          <w:p>
+            <w:pPr>
+              <w:spacing w:line="400" w:lineRule="exact"/>
+              <w:rPr>
+                <w:rFonts w:hint="eastAsia"/>
+                <w:sz w:val="24"/>
+              </w:rPr>
+            </w:pPr>
+          </w:p>
+          <w:p>
+            <w:pPr>
+              <w:spacing w:line="400" w:lineRule="exact"/>
+              <w:rPr>
+                <w:rFonts w:hint="eastAsia"/>
+                <w:sz w:val="24"/>
+              </w:rPr>
+            </w:pPr>
+          </w:p>
+          <w:p>
+            <w:pPr>
+              <w:spacing w:line="400" w:lineRule="exact"/>
+              <w:rPr>
+                <w:rFonts w:hint="eastAsia"/>
+                <w:sz w:val="24"/>
+              </w:rPr>
+            </w:pPr>
+          </w:p>
+          <w:p>
+            <w:pPr>
+              <w:spacing w:line="400" w:lineRule="exact"/>
+              <w:rPr>
+                <w:rFonts w:hint="eastAsia"/>
+                <w:sz w:val="24"/>
+              </w:rPr>
+            </w:pPr>
+          </w:p>
+          <w:p>
+            <w:pPr>
+              <w:spacing w:line="400" w:lineRule="exact"/>
+              <w:rPr>
+                <w:rFonts w:hint="eastAsia"/>
+                <w:sz w:val="24"/>
+              </w:rPr>
+            </w:pPr>
+          </w:p>
+          <w:p>
+            <w:pPr>
+              <w:spacing w:line="400" w:lineRule="exact"/>
+              <w:rPr>
+                <w:rFonts w:hint="eastAsia"/>
+                <w:sz w:val="24"/>
+              </w:rPr>
+            </w:pPr>
+          </w:p>
+          <w:p>
+            <w:pPr>
+              <w:spacing w:line="400" w:lineRule="exact"/>
+              <w:rPr>
+                <w:rFonts w:hint="eastAsia"/>
+                <w:sz w:val="24"/>
+              </w:rPr>
+            </w:pPr>
+          </w:p>
+          <w:p>
+            <w:pPr>
+              <w:spacing w:line="400" w:lineRule="exact"/>
+              <w:rPr>
+                <w:rFonts w:hint="eastAsia"/>
+                <w:sz w:val="24"/>
+              </w:rPr>
+            </w:pPr>
+          </w:p>
+          <w:p>
+            <w:pPr>
+              <w:spacing w:line="400" w:lineRule="exact"/>
+              <w:rPr>
+                <w:rFonts w:hint="eastAsia"/>
+                <w:sz w:val="24"/>
+              </w:rPr>
+            </w:pPr>
+          </w:p>
+          <w:p>
+            <w:pPr>
+              <w:spacing w:line="400" w:lineRule="exact"/>
+              <w:rPr>
+                <w:rFonts w:hint="eastAsia"/>
+                <w:sz w:val="24"/>
+              </w:rPr>
+            </w:pPr>
+          </w:p>
+          <w:p>
+            <w:pPr>
+              <w:spacing w:line="400" w:lineRule="exact"/>
+              <w:rPr>
+                <w:rFonts w:hint="eastAsia"/>
+                <w:sz w:val="24"/>
+              </w:rPr>
+            </w:pPr>
+          </w:p>
+          <w:p>
+            <w:pPr>
+              <w:spacing w:line="400" w:lineRule="exact"/>
+              <w:rPr>
+                <w:rFonts w:hint="eastAsia"/>
+                <w:sz w:val="24"/>
+              </w:rPr>
+            </w:pPr>
+          </w:p>
+          <w:p>
+            <w:pPr>
+              <w:spacing w:line="400" w:lineRule="exact"/>
+              <w:rPr>
+                <w:rFonts w:hint="eastAsia"/>
+                <w:sz w:val="24"/>
+              </w:rPr>
+            </w:pPr>
+          </w:p>
+          <w:p>
+            <w:pPr>
+              <w:spacing w:line="400" w:lineRule="exact"/>
+              <w:rPr>
+                <w:rFonts w:hint="eastAsia"/>
+                <w:sz w:val="24"/>
+              </w:rPr>
+            </w:pPr>
+          </w:p>
+          <w:p>
+            <w:pPr>
+              <w:spacing w:line="400" w:lineRule="exact"/>
+              <w:jc w:val="center"/>
+              <w:rPr>
+                <w:rFonts w:hint="eastAsia"/>
+                <w:sz w:val="24"/>
+              </w:rPr>
+            </w:pPr>
+            <w:r>
+              <w:rPr>
+                <w:rFonts w:hint="eastAsia"/>
+                <w:sz w:val="24"/>
+              </w:rPr>
+              <w:t>教师签名：</w:t>
+            </w:r>
+          </w:p>
+          <w:p>
+            <w:pPr>
+              <w:spacing w:line="400" w:lineRule="exact"/>
+              <w:jc w:val="center"/>
+              <w:rPr>
+                <w:rFonts w:hint="eastAsia"/>
+                <w:sz w:val="24"/>
+              </w:rPr>
+            </w:pPr>
+            <w:r>
+              <w:rPr>
+                <w:rFonts w:hint="eastAsia"/>
+                <w:sz w:val="24"/>
+              </w:rPr>
+              <w:t>日期：</w:t>
+            </w:r>
+          </w:p>
+        </w:tc>
+      </w:tr>
+      <w:tr>
+        <w:trPr>
+          <w:trHeight w:val="1088"/>
+        </w:trPr>
+        <w:tc>
+          <w:tcPr>
+            <w:tcW w:w="828" w:type="dxa"/>
+            <w:vAlign w:val="center"/>
+          </w:tcPr>
+          <w:p>
+            <w:pPr>
+              <w:spacing w:line="400" w:lineRule="exact"/>
+              <w:jc w:val="center"/>
+              <w:rPr>
+                <w:rFonts w:hint="eastAsia"/>
+                <w:sz w:val="24"/>
+              </w:rPr>
+            </w:pPr>
+            <w:r>
+              <w:rPr>
+                <w:rFonts w:hint="eastAsia"/>
+                <w:sz w:val="24"/>
+              </w:rPr>
+              <w:t>成</w:t>
+            </w:r>
+          </w:p>
+          <w:p>
+            <w:pPr>
+              <w:spacing w:line="400" w:lineRule="exact"/>
+              <w:jc w:val="center"/>
+              <w:rPr>
+                <w:rFonts w:hint="eastAsia"/>
+                <w:sz w:val="24"/>
+              </w:rPr>
+            </w:pPr>
+            <w:r>
+              <w:rPr>
+                <w:rFonts w:hint="eastAsia"/>
+                <w:sz w:val="24"/>
+              </w:rPr>
+              <w:t>绩</w:t>
+            </w:r>
+          </w:p>
+          <w:p>
+            <w:pPr>
+              <w:spacing w:line="400" w:lineRule="exact"/>
+              <w:jc w:val="center"/>
+              <w:rPr>
+                <w:rFonts w:hint="eastAsia"/>
+                <w:sz w:val="24"/>
+              </w:rPr>
+            </w:pPr>
+            <w:r>
+              <w:rPr>
+                <w:rFonts w:hint="eastAsia"/>
+                <w:sz w:val="24"/>
+              </w:rPr>
+              <w:t>评</w:t>
+            </w:r>
+          </w:p>
+          <w:p>
+            <w:pPr>
+              <w:spacing w:line="400" w:lineRule="exact"/>
+              <w:jc w:val="center"/>
+              <w:rPr>
+                <w:rFonts w:hint="eastAsia"/>
+                <w:sz w:val="24"/>
+              </w:rPr>
+            </w:pPr>
+            <w:r>
+              <w:rPr>
+                <w:rFonts w:hint="eastAsia"/>
+                <w:sz w:val="24"/>
+              </w:rPr>
+              <w:t>定</w:t>
+            </w:r>
+          </w:p>
+        </w:tc>
+        <w:tc>
+          <w:tcPr>
+            <w:tcW w:w="7694" w:type="dxa"/>
+          </w:tcPr>
+          <w:p>
+            <w:pPr>
+              <w:spacing w:line="400" w:lineRule="exact"/>
+              <w:rPr>
+                <w:rFonts w:hint="eastAsia"/>
+                <w:sz w:val="24"/>
+              </w:rPr>
+            </w:pPr>
+          </w:p>
+          <w:p>
+            <w:pPr>
+              <w:spacing w:line="400" w:lineRule="exact"/>
+              <w:rPr>
+                <w:rFonts w:hint="eastAsia"/>
+                <w:sz w:val="24"/>
+              </w:rPr>
+            </w:pPr>
+          </w:p>
+          <w:p>
+            <w:pPr>
+              <w:spacing w:line="400" w:lineRule="exact"/>
+              <w:rPr>
+                <w:rFonts w:hint="eastAsia"/>
+                <w:sz w:val="24"/>
+              </w:rPr>
+            </w:pPr>
+          </w:p>
+          <w:p>
+            <w:pPr>
+              <w:spacing w:line="400" w:lineRule="exact"/>
+              <w:rPr>
+                <w:rFonts w:hint="eastAsia"/>
+                <w:sz w:val="24"/>
+              </w:rPr>
+            </w:pPr>
+          </w:p>
+          <w:p>
+            <w:pPr>
+              <w:spacing w:line="400" w:lineRule="exact"/>
+              <w:rPr>
+                <w:rFonts w:hint="eastAsia"/>
+                <w:sz w:val="24"/>
+              </w:rPr>
+            </w:pPr>
+          </w:p>
+          <w:p>
+            <w:pPr>
+              <w:spacing w:line="400" w:lineRule="exact"/>
+              <w:rPr>
+                <w:rFonts w:hint="eastAsia"/>
+                <w:sz w:val="24"/>
+              </w:rPr>
+            </w:pPr>
+          </w:p>
+        </w:tc>
+      </w:tr>
+      <w:tr>
+        <w:tc>
+          <w:tcPr>
+            <w:tcW w:w="828" w:type="dxa"/>
+            <w:vAlign w:val="center"/>
+          </w:tcPr>
+          <w:p>
+            <w:pPr>
+              <w:spacing w:line="400" w:lineRule="exact"/>
+              <w:jc w:val="center"/>
+              <w:rPr>
+                <w:rFonts w:hint="eastAsia"/>
+                <w:sz w:val="24"/>
+              </w:rPr>
+            </w:pPr>
+            <w:r>
+              <w:rPr>
+                <w:rFonts w:hint="eastAsia"/>
+                <w:sz w:val="24"/>
+              </w:rPr>
+              <w:t>备</w:t>
+            </w:r>
+          </w:p>
+          <w:p>
+            <w:pPr>
+              <w:spacing w:line="400" w:lineRule="exact"/>
+              <w:jc w:val="center"/>
+              <w:rPr>
+                <w:rFonts w:hint="eastAsia"/>
+                <w:sz w:val="24"/>
+              </w:rPr>
+            </w:pPr>
+            <w:r>
+              <w:rPr>
+                <w:rFonts w:hint="eastAsia"/>
+                <w:sz w:val="24"/>
+              </w:rPr>
+              <w:t>注</w:t>
+            </w:r>
+          </w:p>
+        </w:tc>
+        <w:tc>
+          <w:tcPr>
+            <w:tcW w:w="7694" w:type="dxa"/>
+          </w:tcPr>
+          <w:p>
+            <w:pPr>
+              <w:spacing w:line="400" w:lineRule="exact"/>
+              <w:rPr>
+                <w:rFonts w:hint="eastAsia"/>
+                <w:sz w:val="24"/>
+              </w:rPr>
+            </w:pPr>
+          </w:p>
+          <w:p>
+            <w:pPr>
+              <w:spacing w:line="400" w:lineRule="exact"/>
+              <w:rPr>
+                <w:rFonts w:hint="eastAsia"/>
+                <w:sz w:val="24"/>
+              </w:rPr>
+            </w:pPr>
+          </w:p>
+          <w:p>
+            <w:pPr>
+              <w:spacing w:line="400" w:lineRule="exact"/>
+              <w:rPr>
+                <w:rFonts w:hint="eastAsia"/>
+                <w:sz w:val="24"/>
+              </w:rPr>
+            </w:pPr>
+          </w:p>
+        </w:tc>
+      </w:tr>
+    </w:tbl>
     <w:p>
       <w:pPr>
         <w:rPr>
@@ -218,6 +839,7 @@
         <w:rPr>
           <w:lang w:eastAsia="zh-CN"/>
         </w:rPr>
+        <w:pageBreakBefore/>
       </w:pPr>
       <w:r>
         <w:rPr>
@@ -297,7 +919,7 @@
         <w:rPr>
           <w:lang w:eastAsia="zh-CN"/>
         </w:rPr>
-        <w:t>2. 性能达标：验证视频处理帧率稳定在 8 FPS 以上，报警延迟不超过 2 秒。</w:t>
+        <w:t>2. 性能达标：验证视频处理帧率稳定在 55 FPS 以上，报警延迟不超过 2 秒。</w:t>
       </w:r>
     </w:p>
     <w:p>
@@ -3118,7 +3740,7 @@
               <w:rPr>
                 <w:sz w:val="21"/>
               </w:rPr>
-              <w:t>`has_person=True`，画面标注 person 框</w:t>
+              <w:t>`person_boxes 非空`，画面标注 person 框</w:t>
             </w:r>
           </w:p>
         </w:tc>
@@ -3210,7 +3832,7 @@
               <w:rPr>
                 <w:sz w:val="21"/>
               </w:rPr>
-              <w:t>`has_person=False`，无标注框</w:t>
+              <w:t>`person_boxes 为空`，无标注框</w:t>
             </w:r>
           </w:p>
         </w:tc>
@@ -3302,7 +3924,7 @@
               <w:rPr>
                 <w:sz w:val="21"/>
               </w:rPr>
-              <w:t>`has_fire=True`，画面标注 fire 框</w:t>
+              <w:t>`fire_detections 非空`，画面标注 fire 框</w:t>
             </w:r>
           </w:p>
         </w:tc>
@@ -3394,7 +4016,7 @@
               <w:rPr>
                 <w:sz w:val="21"/>
               </w:rPr>
-              <w:t>`has_fire=False`，无标注框</w:t>
+              <w:t>`fire_detections 为空`，无标注框</w:t>
             </w:r>
           </w:p>
         </w:tc>
@@ -3486,7 +4108,7 @@
               <w:rPr>
                 <w:sz w:val="21"/>
               </w:rPr>
-              <w:t>`has_fire=True`（smoke 类别），有标注</w:t>
+              <w:t>`fire_detections 非空`（smoke 类别），有标注</w:t>
             </w:r>
           </w:p>
         </w:tc>
@@ -4654,7 +5276,7 @@
               <w:rPr>
                 <w:sz w:val="21"/>
               </w:rPr>
-              <w:t>时间在 23:00-06:00 内</w:t>
+              <w:t>全天候监控（00:00-23:59），夜间/日间判定依赖实际光照</w:t>
             </w:r>
           </w:p>
         </w:tc>
@@ -4746,7 +5368,7 @@
               <w:rPr>
                 <w:sz w:val="21"/>
               </w:rPr>
-              <w:t>时间在 06:00-23:00 内</w:t>
+              <w:t>全天候监控（00:00-23:59），夜间/日间判定依赖实际光照</w:t>
             </w:r>
           </w:p>
         </w:tc>
@@ -7084,7 +7706,7 @@
               <w:rPr>
                 <w:sz w:val="21"/>
               </w:rPr>
-              <w:t>功能可用，自训练模型仅 2 类（fire/smoke），Home-fire 室内场景测试集上 mAP50=0.930</w:t>
+              <w:t>功能可用，自训练模型仅 2 类（fire/smoke），Home-fire 室内场景测试集上 mAP50=0.930（验证集）/ 0.891（测试集）</w:t>
             </w:r>
           </w:p>
         </w:tc>
@@ -7122,7 +7744,7 @@
               <w:rPr>
                 <w:sz w:val="21"/>
               </w:rPr>
-              <w:t>功能可用，置信度 0.8 + 仅 class=person</w:t>
+              <w:t>功能可用，置信度 0.5 + 仅 class=person</w:t>
             </w:r>
           </w:p>
         </w:tc>
@@ -7280,7 +7902,7 @@
                 <w:sz w:val="21"/>
                 <w:lang w:eastAsia="zh-CN"/>
               </w:rPr>
-              <w:t>双模型 CPU 推理帧率约 8-15 FPS（因硬件而异），满足实时监控需求</w:t>
+              <w:t>双模型 CPU 推理帧率约 55 FPS（因硬件而异），满足实时监控需求</w:t>
             </w:r>
           </w:p>
         </w:tc>
@@ -7319,7 +7941,7 @@
         <w:rPr>
           <w:lang w:eastAsia="zh-CN"/>
         </w:rPr>
-        <w:t>遗留问题：火焰模型对特定背景（深色物体、蓝色纺织品）在低置信度下仍存在偶发误报，当前通过提高置信度阈值至 0.8 + 限制检测类别缓解。后续可考虑替换更精准的火焰检测模型。</w:t>
+        <w:t>遗留问题：火焰模型对特定背景（深色物体、蓝色纺织品）在低置信度下仍存在偶发误报，当前通过设置合适的置信度阈值（fire=0.70）+ 限制检测类别缓解。后续可考虑替换更精准的火焰检测模型。</w:t>
       </w:r>
     </w:p>
     <w:p>
@@ -8558,7 +9180,7 @@
               <w:rPr>
                 <w:sz w:val="21"/>
               </w:rPr>
-              <w:t>&lt; 0.01ms</w:t>
+              <w:t>0.003ms</w:t>
             </w:r>
           </w:p>
         </w:tc>
@@ -8614,7 +9236,7 @@
               <w:rPr>
                 <w:sz w:val="21"/>
               </w:rPr>
-              <w:t>500 条连续插入</w:t>
+              <w:t>1000 条连续插入</w:t>
             </w:r>
           </w:p>
         </w:tc>
@@ -8632,7 +9254,7 @@
               <w:rPr>
                 <w:sz w:val="21"/>
               </w:rPr>
-              <w:t>&gt; 500 TPS</w:t>
+              <w:t>396 TPS</w:t>
             </w:r>
           </w:p>
         </w:tc>
@@ -8706,7 +9328,7 @@
               <w:rPr>
                 <w:sz w:val="21"/>
               </w:rPr>
-              <w:t>&lt; 5ms</w:t>
+              <w:t>0.074ms</w:t>
             </w:r>
           </w:p>
         </w:tc>
@@ -8762,7 +9384,7 @@
               <w:rPr>
                 <w:sz w:val="21"/>
               </w:rPr>
-              <w:t>640x480 resize 100次取平均</w:t>
+              <w:t>1920x1080→640x480 resize 100次取平均</w:t>
             </w:r>
           </w:p>
         </w:tc>
@@ -8780,7 +9402,7 @@
               <w:rPr>
                 <w:sz w:val="21"/>
               </w:rPr>
-              <w:t>&lt; 1ms</w:t>
+              <w:t>0.735ms</w:t>
             </w:r>
           </w:p>
         </w:tc>
@@ -8856,7 +9478,7 @@
               <w:rPr>
                 <w:sz w:val="21"/>
               </w:rPr>
-              <w:t>8-15 FPS</w:t>
+              <w:t>55 FPS</w:t>
             </w:r>
           </w:p>
         </w:tc>
@@ -10561,10 +11183,10 @@
             </w:pPr>
             <w:r>
               <w:rPr>
-                <w:sz w:val="21"/>
-              </w:rPr>
-              <w:lastRenderedPageBreak/>
-              <w:t>**2类 (fire/smoke)**</w:t>
+                <w:b/>
+                <w:sz w:val="21"/>
+              </w:rPr>
+              <w:t>2类 (fire/smoke)</w:t>
             </w:r>
           </w:p>
         </w:tc>
@@ -10674,9 +11296,10 @@
             </w:pPr>
             <w:r>
               <w:rPr>
-                <w:sz w:val="21"/>
-              </w:rPr>
-              <w:t>**0.930**</w:t>
+                <w:b/>
+                <w:sz w:val="21"/>
+              </w:rPr>
+              <w:t>0.930</w:t>
             </w:r>
           </w:p>
         </w:tc>
@@ -10730,9 +11353,10 @@
             </w:pPr>
             <w:r>
               <w:rPr>
-                <w:sz w:val="21"/>
-              </w:rPr>
-              <w:t>**0.575**</w:t>
+                <w:b/>
+                <w:sz w:val="21"/>
+              </w:rPr>
+              <w:t>0.575</w:t>
             </w:r>
           </w:p>
         </w:tc>
@@ -10786,9 +11410,10 @@
             </w:pPr>
             <w:r>
               <w:rPr>
-                <w:sz w:val="21"/>
-              </w:rPr>
-              <w:t>**0.923**</w:t>
+                <w:b/>
+                <w:sz w:val="21"/>
+              </w:rPr>
+              <w:t>0.923</w:t>
             </w:r>
           </w:p>
         </w:tc>
@@ -10842,9 +11467,10 @@
             </w:pPr>
             <w:r>
               <w:rPr>
-                <w:sz w:val="21"/>
-              </w:rPr>
-              <w:t>**0.883**</w:t>
+                <w:b/>
+                <w:sz w:val="21"/>
+              </w:rPr>
+              <w:t>0.883</w:t>
             </w:r>
           </w:p>
         </w:tc>
@@ -10868,7 +11494,7 @@
         <w:rPr>
           <w:lang w:eastAsia="zh-CN"/>
         </w:rPr>
-        <w:t>测试结论：YOLOv8n COCO 预训练模型无 fire/smoke 类别，无法直接用于家庭火灾检测。Home-fire 自训练模型在室内火灾场景下 mAP50=0.930，满足实际部署需求。</w:t>
+        <w:t>测试结论：YOLOv8n COCO 预训练模型无 fire/smoke 类别，无法直接用于家庭火灾检测。Home-fire 自训练模型验证集 mAP50=0.930（epoch 80），测试集 mAP50=0.891，满足实际部署需求。</w:t>
       </w:r>
     </w:p>
     <w:p>
@@ -10887,47 +11513,31 @@
       </w:r>
     </w:p>
     <w:p>
-      <w:pPr>
-        <w:rPr>
-          <w:rFonts w:hint="eastAsia"/>
-          <w:lang w:eastAsia="zh-CN"/>
-        </w:rPr>
-      </w:pPr>
       <w:r>
-        <w:rPr>
-          <w:lang w:eastAsia="zh-CN"/>
-        </w:rPr>
-        <w:t>以下为系统在 Home-fire 验证集上的火焰/烟雾检测实际运行效果：</w:t>
+        <w:t>以下为系统核心功能的实际运行截图：</w:t>
       </w:r>
     </w:p>
     <w:p>
       <w:pPr>
         <w:jc w:val="center"/>
-        <w:rPr>
-          <w:rFonts w:hint="eastAsia"/>
-        </w:rPr>
       </w:pPr>
       <w:r>
-        <w:rPr>
-          <w:noProof/>
-        </w:rPr>
         <w:drawing>
-          <wp:inline distT="0" distB="0" distL="0" distR="0" wp14:anchorId="1CE2921C" wp14:editId="3B0BEF0C">
-            <wp:extent cx="4572000" cy="2619375"/>
-            <wp:effectExtent l="0" t="0" r="0" b="0"/>
+          <wp:inline xmlns:a="http://schemas.openxmlformats.org/drawingml/2006/main" xmlns:pic="http://schemas.openxmlformats.org/drawingml/2006/picture">
+            <wp:extent cx="4572000" cy="2571750"/>
             <wp:docPr id="2" name="Picture 2"/>
             <wp:cNvGraphicFramePr>
-              <a:graphicFrameLocks xmlns:a="http://schemas.openxmlformats.org/drawingml/2006/main" noChangeAspect="1"/>
+              <a:graphicFrameLocks noChangeAspect="1"/>
             </wp:cNvGraphicFramePr>
-            <a:graphic xmlns:a="http://schemas.openxmlformats.org/drawingml/2006/main">
+            <a:graphic>
               <a:graphicData uri="http://schemas.openxmlformats.org/drawingml/2006/picture">
-                <pic:pic xmlns:pic="http://schemas.openxmlformats.org/drawingml/2006/picture">
+                <pic:pic>
                   <pic:nvPicPr>
-                    <pic:cNvPr id="0" name="fire_detection_1.jpg"/>
+                    <pic:cNvPr id="0" name="检测到火焰.jpg"/>
                     <pic:cNvPicPr/>
                   </pic:nvPicPr>
                   <pic:blipFill>
-                    <a:blip r:embed="rId9"/>
+                    <a:blip r:embed="rId18"/>
                     <a:stretch>
                       <a:fillRect/>
                     </a:stretch>
@@ -10935,11 +11545,9 @@
                   <pic:spPr>
                     <a:xfrm>
                       <a:off x="0" y="0"/>
-                      <a:ext cx="4572000" cy="2619375"/>
+                      <a:ext cx="4572000" cy="2571750"/>
                     </a:xfrm>
-                    <a:prstGeom prst="rect">
-                      <a:avLst/>
-                    </a:prstGeom>
+                    <a:prstGeom prst="rect"/>
                   </pic:spPr>
                 </pic:pic>
               </a:graphicData>
@@ -10949,48 +11557,33 @@
       </w:r>
     </w:p>
     <w:p>
-      <w:pPr>
-        <w:rPr>
-          <w:rFonts w:hint="eastAsia"/>
-          <w:lang w:eastAsia="zh-CN"/>
-        </w:rPr>
-      </w:pPr>
+      <w:pPr/>
       <w:r>
-        <w:rPr>
-          <w:lang w:eastAsia="zh-CN"/>
-        </w:rPr>
-        <w:t>图 5-1: 验证集火焰检测推断结果（批次 1）</w:t>
+        <w:rPr/>
+        <w:t>图 5-1: 火焰检测功能 — 系统成功检测到火焰并触发报警</w:t>
       </w:r>
     </w:p>
     <w:p>
       <w:pPr>
         <w:jc w:val="center"/>
-        <w:rPr>
-          <w:rFonts w:hint="eastAsia"/>
-        </w:rPr>
       </w:pPr>
       <w:r>
-        <w:rPr>
-          <w:noProof/>
-        </w:rPr>
-        <w:lastRenderedPageBreak/>
         <w:drawing>
-          <wp:inline distT="0" distB="0" distL="0" distR="0" wp14:anchorId="53DE8603" wp14:editId="1AC7F516">
-            <wp:extent cx="4572000" cy="2619375"/>
-            <wp:effectExtent l="0" t="0" r="0" b="0"/>
+          <wp:inline xmlns:a="http://schemas.openxmlformats.org/drawingml/2006/main" xmlns:pic="http://schemas.openxmlformats.org/drawingml/2006/picture">
+            <wp:extent cx="4572000" cy="2395808"/>
             <wp:docPr id="3" name="Picture 3"/>
             <wp:cNvGraphicFramePr>
-              <a:graphicFrameLocks xmlns:a="http://schemas.openxmlformats.org/drawingml/2006/main" noChangeAspect="1"/>
+              <a:graphicFrameLocks noChangeAspect="1"/>
             </wp:cNvGraphicFramePr>
-            <a:graphic xmlns:a="http://schemas.openxmlformats.org/drawingml/2006/main">
+            <a:graphic>
               <a:graphicData uri="http://schemas.openxmlformats.org/drawingml/2006/picture">
-                <pic:pic xmlns:pic="http://schemas.openxmlformats.org/drawingml/2006/picture">
+                <pic:pic>
                   <pic:nvPicPr>
-                    <pic:cNvPr id="0" name="fire_detection_2.jpg"/>
+                    <pic:cNvPr id="0" name="记录人脸前.jpg"/>
                     <pic:cNvPicPr/>
                   </pic:nvPicPr>
                   <pic:blipFill>
-                    <a:blip r:embed="rId10"/>
+                    <a:blip r:embed="rId19"/>
                     <a:stretch>
                       <a:fillRect/>
                     </a:stretch>
@@ -10998,11 +11591,9 @@
                   <pic:spPr>
                     <a:xfrm>
                       <a:off x="0" y="0"/>
-                      <a:ext cx="4572000" cy="2619375"/>
+                      <a:ext cx="4572000" cy="2395808"/>
                     </a:xfrm>
-                    <a:prstGeom prst="rect">
-                      <a:avLst/>
-                    </a:prstGeom>
+                    <a:prstGeom prst="rect"/>
                   </pic:spPr>
                 </pic:pic>
               </a:graphicData>
@@ -11012,47 +11603,33 @@
       </w:r>
     </w:p>
     <w:p>
-      <w:pPr>
-        <w:rPr>
-          <w:rFonts w:hint="eastAsia"/>
-          <w:lang w:eastAsia="zh-CN"/>
-        </w:rPr>
-      </w:pPr>
+      <w:pPr/>
       <w:r>
-        <w:rPr>
-          <w:lang w:eastAsia="zh-CN"/>
-        </w:rPr>
-        <w:t>图 5-2: 验证集火焰检测推断结果（批次 2）</w:t>
+        <w:rPr/>
+        <w:t>图 5-2: 人脸记录功能（操作前） — 准备录入家庭成员人脸信息</w:t>
       </w:r>
     </w:p>
     <w:p>
       <w:pPr>
         <w:jc w:val="center"/>
-        <w:rPr>
-          <w:rFonts w:hint="eastAsia"/>
-        </w:rPr>
       </w:pPr>
       <w:r>
-        <w:rPr>
-          <w:noProof/>
-        </w:rPr>
         <w:drawing>
-          <wp:inline distT="0" distB="0" distL="0" distR="0" wp14:anchorId="04121839" wp14:editId="45380445">
-            <wp:extent cx="4572000" cy="2286000"/>
-            <wp:effectExtent l="0" t="0" r="0" b="0"/>
+          <wp:inline xmlns:a="http://schemas.openxmlformats.org/drawingml/2006/main" xmlns:pic="http://schemas.openxmlformats.org/drawingml/2006/picture">
+            <wp:extent cx="4572000" cy="2395808"/>
             <wp:docPr id="4" name="Picture 4"/>
             <wp:cNvGraphicFramePr>
-              <a:graphicFrameLocks xmlns:a="http://schemas.openxmlformats.org/drawingml/2006/main" noChangeAspect="1"/>
+              <a:graphicFrameLocks noChangeAspect="1"/>
             </wp:cNvGraphicFramePr>
-            <a:graphic xmlns:a="http://schemas.openxmlformats.org/drawingml/2006/main">
+            <a:graphic>
               <a:graphicData uri="http://schemas.openxmlformats.org/drawingml/2006/picture">
-                <pic:pic xmlns:pic="http://schemas.openxmlformats.org/drawingml/2006/picture">
+                <pic:pic>
                   <pic:nvPicPr>
-                    <pic:cNvPr id="0" name="training_results.png"/>
+                    <pic:cNvPr id="0" name="记录人脸后.jpg"/>
                     <pic:cNvPicPr/>
                   </pic:nvPicPr>
                   <pic:blipFill>
-                    <a:blip r:embed="rId11"/>
+                    <a:blip r:embed="rId20"/>
                     <a:stretch>
                       <a:fillRect/>
                     </a:stretch>
@@ -11060,11 +11637,9 @@
                   <pic:spPr>
                     <a:xfrm>
                       <a:off x="0" y="0"/>
-                      <a:ext cx="4572000" cy="2286000"/>
+                      <a:ext cx="4572000" cy="2395808"/>
                     </a:xfrm>
-                    <a:prstGeom prst="rect">
-                      <a:avLst/>
-                    </a:prstGeom>
+                    <a:prstGeom prst="rect"/>
                   </pic:spPr>
                 </pic:pic>
               </a:graphicData>
@@ -11074,291 +11649,10 @@
       </w:r>
     </w:p>
     <w:p>
-      <w:pPr>
-        <w:rPr>
-          <w:rFonts w:hint="eastAsia"/>
-        </w:rPr>
-      </w:pPr>
+      <w:pPr/>
       <w:r>
-        <w:t>图 5-3: YOLOv8n Home-fire 训练全过程曲线（100 epochs）</w:t>
-      </w:r>
-    </w:p>
-    <w:p>
-      <w:pPr>
-        <w:jc w:val="center"/>
-        <w:rPr>
-          <w:rFonts w:hint="eastAsia"/>
-        </w:rPr>
-      </w:pPr>
-      <w:r>
-        <w:rPr>
-          <w:noProof/>
-        </w:rPr>
-        <w:lastRenderedPageBreak/>
-        <w:drawing>
-          <wp:inline distT="0" distB="0" distL="0" distR="0" wp14:anchorId="1108A270" wp14:editId="134C4E39">
-            <wp:extent cx="4572000" cy="3429000"/>
-            <wp:effectExtent l="0" t="0" r="0" b="0"/>
-            <wp:docPr id="5" name="Picture 5"/>
-            <wp:cNvGraphicFramePr>
-              <a:graphicFrameLocks xmlns:a="http://schemas.openxmlformats.org/drawingml/2006/main" noChangeAspect="1"/>
-            </wp:cNvGraphicFramePr>
-            <a:graphic xmlns:a="http://schemas.openxmlformats.org/drawingml/2006/main">
-              <a:graphicData uri="http://schemas.openxmlformats.org/drawingml/2006/picture">
-                <pic:pic xmlns:pic="http://schemas.openxmlformats.org/drawingml/2006/picture">
-                  <pic:nvPicPr>
-                    <pic:cNvPr id="0" name="confusion_matrix.png"/>
-                    <pic:cNvPicPr/>
-                  </pic:nvPicPr>
-                  <pic:blipFill>
-                    <a:blip r:embed="rId12"/>
-                    <a:stretch>
-                      <a:fillRect/>
-                    </a:stretch>
-                  </pic:blipFill>
-                  <pic:spPr>
-                    <a:xfrm>
-                      <a:off x="0" y="0"/>
-                      <a:ext cx="4572000" cy="3429000"/>
-                    </a:xfrm>
-                    <a:prstGeom prst="rect">
-                      <a:avLst/>
-                    </a:prstGeom>
-                  </pic:spPr>
-                </pic:pic>
-              </a:graphicData>
-            </a:graphic>
-          </wp:inline>
-        </w:drawing>
-      </w:r>
-    </w:p>
-    <w:p>
-      <w:pPr>
-        <w:rPr>
-          <w:rFonts w:hint="eastAsia"/>
-        </w:rPr>
-      </w:pPr>
-      <w:r>
-        <w:t>图 5-4: Home-fire 自训练模型混淆矩阵（验证集）</w:t>
-      </w:r>
-    </w:p>
-    <w:p>
-      <w:pPr>
-        <w:jc w:val="center"/>
-        <w:rPr>
-          <w:rFonts w:hint="eastAsia"/>
-        </w:rPr>
-      </w:pPr>
-      <w:r>
-        <w:rPr>
-          <w:noProof/>
-        </w:rPr>
-        <w:drawing>
-          <wp:inline distT="0" distB="0" distL="0" distR="0" wp14:anchorId="79008500" wp14:editId="23FB3FBF">
-            <wp:extent cx="4572000" cy="3048000"/>
-            <wp:effectExtent l="0" t="0" r="0" b="0"/>
-            <wp:docPr id="7" name="Picture 7"/>
-            <wp:cNvGraphicFramePr>
-              <a:graphicFrameLocks xmlns:a="http://schemas.openxmlformats.org/drawingml/2006/main" noChangeAspect="1"/>
-            </wp:cNvGraphicFramePr>
-            <a:graphic xmlns:a="http://schemas.openxmlformats.org/drawingml/2006/main">
-              <a:graphicData uri="http://schemas.openxmlformats.org/drawingml/2006/picture">
-                <pic:pic xmlns:pic="http://schemas.openxmlformats.org/drawingml/2006/picture">
-                  <pic:nvPicPr>
-                    <pic:cNvPr id="0" name="pr_curve.png"/>
-                    <pic:cNvPicPr/>
-                  </pic:nvPicPr>
-                  <pic:blipFill>
-                    <a:blip r:embed="rId13"/>
-                    <a:stretch>
-                      <a:fillRect/>
-                    </a:stretch>
-                  </pic:blipFill>
-                  <pic:spPr>
-                    <a:xfrm>
-                      <a:off x="0" y="0"/>
-                      <a:ext cx="4572000" cy="3048000"/>
-                    </a:xfrm>
-                    <a:prstGeom prst="rect">
-                      <a:avLst/>
-                    </a:prstGeom>
-                  </pic:spPr>
-                </pic:pic>
-              </a:graphicData>
-            </a:graphic>
-          </wp:inline>
-        </w:drawing>
-      </w:r>
-    </w:p>
-    <w:p>
-      <w:pPr>
-        <w:rPr>
-          <w:rFonts w:hint="eastAsia"/>
-        </w:rPr>
-      </w:pPr>
-      <w:r>
-        <w:t>图 5-</w:t>
-      </w:r>
-      <w:r>
-        <w:rPr>
-          <w:rFonts w:hint="eastAsia"/>
-          <w:lang w:eastAsia="zh-CN"/>
-        </w:rPr>
-        <w:t>5</w:t>
-      </w:r>
-      <w:r>
-        <w:t>: 精确率-召回率曲线 — fire mAP@0.5=0.930, smoke mAP@0.5=0.915</w:t>
-      </w:r>
-    </w:p>
-    <w:p>
-      <w:pPr>
-        <w:jc w:val="center"/>
-        <w:rPr>
-          <w:rFonts w:hint="eastAsia"/>
-        </w:rPr>
-      </w:pPr>
-      <w:r>
-        <w:rPr>
-          <w:noProof/>
-        </w:rPr>
-        <w:lastRenderedPageBreak/>
-        <w:drawing>
-          <wp:inline distT="0" distB="0" distL="0" distR="0" wp14:anchorId="78C947D8" wp14:editId="5CD611EB">
-            <wp:extent cx="4572000" cy="3048000"/>
-            <wp:effectExtent l="0" t="0" r="0" b="0"/>
-            <wp:docPr id="8" name="Picture 8"/>
-            <wp:cNvGraphicFramePr>
-              <a:graphicFrameLocks xmlns:a="http://schemas.openxmlformats.org/drawingml/2006/main" noChangeAspect="1"/>
-            </wp:cNvGraphicFramePr>
-            <a:graphic xmlns:a="http://schemas.openxmlformats.org/drawingml/2006/main">
-              <a:graphicData uri="http://schemas.openxmlformats.org/drawingml/2006/picture">
-                <pic:pic xmlns:pic="http://schemas.openxmlformats.org/drawingml/2006/picture">
-                  <pic:nvPicPr>
-                    <pic:cNvPr id="0" name="f1_curve.png"/>
-                    <pic:cNvPicPr/>
-                  </pic:nvPicPr>
-                  <pic:blipFill>
-                    <a:blip r:embed="rId14"/>
-                    <a:stretch>
-                      <a:fillRect/>
-                    </a:stretch>
-                  </pic:blipFill>
-                  <pic:spPr>
-                    <a:xfrm>
-                      <a:off x="0" y="0"/>
-                      <a:ext cx="4572000" cy="3048000"/>
-                    </a:xfrm>
-                    <a:prstGeom prst="rect">
-                      <a:avLst/>
-                    </a:prstGeom>
-                  </pic:spPr>
-                </pic:pic>
-              </a:graphicData>
-            </a:graphic>
-          </wp:inline>
-        </w:drawing>
-      </w:r>
-    </w:p>
-    <w:p>
-      <w:pPr>
-        <w:rPr>
-          <w:rFonts w:hint="eastAsia"/>
-          <w:lang w:eastAsia="zh-CN"/>
-        </w:rPr>
-      </w:pPr>
-      <w:r>
-        <w:rPr>
-          <w:lang w:eastAsia="zh-CN"/>
-        </w:rPr>
-        <w:t>图 5-</w:t>
-      </w:r>
-      <w:r>
-        <w:rPr>
-          <w:rFonts w:hint="eastAsia"/>
-          <w:lang w:eastAsia="zh-CN"/>
-        </w:rPr>
-        <w:t>6</w:t>
-      </w:r>
-      <w:r>
-        <w:rPr>
-          <w:lang w:eastAsia="zh-CN"/>
-        </w:rPr>
-        <w:t>: F1-置信度曲线 — 最佳阈值约 0.43</w:t>
-      </w:r>
-    </w:p>
-    <w:p>
-      <w:pPr>
-        <w:jc w:val="center"/>
-        <w:rPr>
-          <w:rFonts w:hint="eastAsia"/>
-        </w:rPr>
-      </w:pPr>
-      <w:r>
-        <w:rPr>
-          <w:noProof/>
-        </w:rPr>
-        <w:drawing>
-          <wp:inline distT="0" distB="0" distL="0" distR="0" wp14:anchorId="1B7A464E" wp14:editId="3CE7E153">
-            <wp:extent cx="4572000" cy="3429000"/>
-            <wp:effectExtent l="0" t="0" r="0" b="0"/>
-            <wp:docPr id="9" name="Picture 9"/>
-            <wp:cNvGraphicFramePr>
-              <a:graphicFrameLocks xmlns:a="http://schemas.openxmlformats.org/drawingml/2006/main" noChangeAspect="1"/>
-            </wp:cNvGraphicFramePr>
-            <a:graphic xmlns:a="http://schemas.openxmlformats.org/drawingml/2006/main">
-              <a:graphicData uri="http://schemas.openxmlformats.org/drawingml/2006/picture">
-                <pic:pic xmlns:pic="http://schemas.openxmlformats.org/drawingml/2006/picture">
-                  <pic:nvPicPr>
-                    <pic:cNvPr id="0" name="confusion_matrix_normalized.png"/>
-                    <pic:cNvPicPr/>
-                  </pic:nvPicPr>
-                  <pic:blipFill>
-                    <a:blip r:embed="rId15"/>
-                    <a:stretch>
-                      <a:fillRect/>
-                    </a:stretch>
-                  </pic:blipFill>
-                  <pic:spPr>
-                    <a:xfrm>
-                      <a:off x="0" y="0"/>
-                      <a:ext cx="4572000" cy="3429000"/>
-                    </a:xfrm>
-                    <a:prstGeom prst="rect">
-                      <a:avLst/>
-                    </a:prstGeom>
-                  </pic:spPr>
-                </pic:pic>
-              </a:graphicData>
-            </a:graphic>
-          </wp:inline>
-        </w:drawing>
-      </w:r>
-    </w:p>
-    <w:p>
-      <w:pPr>
-        <w:rPr>
-          <w:rFonts w:hint="eastAsia"/>
-          <w:lang w:eastAsia="zh-CN"/>
-        </w:rPr>
-      </w:pPr>
-      <w:r>
-        <w:rPr>
-          <w:lang w:eastAsia="zh-CN"/>
-        </w:rPr>
-        <w:t>图 5-</w:t>
-      </w:r>
-      <w:r>
-        <w:rPr>
-          <w:rFonts w:hint="eastAsia"/>
-          <w:lang w:eastAsia="zh-CN"/>
-        </w:rPr>
-        <w:t>7</w:t>
-      </w:r>
-      <w:r>
-        <w:rPr>
-          <w:lang w:eastAsia="zh-CN"/>
-        </w:rPr>
-        <w:t>: 归一化混淆矩阵（验证集）</w:t>
+        <w:rPr/>
+        <w:t>图 5-3: 人脸记录功能（操作后） — 成功捕获并存储人脸信息</w:t>
       </w:r>
     </w:p>
     <w:tbl>
